--- a/public/resource/JezzLucenaResume2023.docx
+++ b/public/resource/JezzLucenaResume2023.docx
@@ -1,6 +1,6 @@
 
 <file path=word/document.xml><?xml version="1.0" encoding="utf-8"?>
-<w:document xmlns:wpc="http://schemas.microsoft.com/office/word/2010/wordprocessingCanvas" xmlns:cx="http://schemas.microsoft.com/office/drawing/2014/chartex" xmlns:cx1="http://schemas.microsoft.com/office/drawing/2015/9/8/chartex" xmlns:cx2="http://schemas.microsoft.com/office/drawing/2015/10/21/chartex" xmlns:cx3="http://schemas.microsoft.com/office/drawing/2016/5/9/chartex" xmlns:cx4="http://schemas.microsoft.com/office/drawing/2016/5/10/chartex" xmlns:cx5="http://schemas.microsoft.com/office/drawing/2016/5/11/chartex" xmlns:cx6="http://schemas.microsoft.com/office/drawing/2016/5/12/chartex" xmlns:cx7="http://schemas.microsoft.com/office/drawing/2016/5/13/chartex" xmlns:cx8="http://schemas.microsoft.com/office/drawing/2016/5/14/chartex" xmlns:mc="http://schemas.openxmlformats.org/markup-compatibility/2006" xmlns:aink="http://schemas.microsoft.com/office/drawing/2016/ink" xmlns:am3d="http://schemas.microsoft.com/office/drawing/2017/model3d" xmlns:o="urn:schemas-microsoft-com:office:office" xmlns:r="http://schemas.openxmlformats.org/officeDocument/2006/relationships" xmlns:m="http://schemas.openxmlformats.org/officeDocument/2006/math" xmlns:v="urn:schemas-microsoft-com:vml" xmlns:wp14="http://schemas.microsoft.com/office/word/2010/wordprocessingDrawing" xmlns:wp="http://schemas.openxmlformats.org/drawingml/2006/wordprocessingDrawing" xmlns:w10="urn:schemas-microsoft-com:office:word" xmlns:w="http://schemas.openxmlformats.org/wordprocessingml/2006/main" xmlns:w14="http://schemas.microsoft.com/office/word/2010/wordml" xmlns:w15="http://schemas.microsoft.com/office/word/2012/wordml" xmlns:w16cid="http://schemas.microsoft.com/office/word/2016/wordml/cid" xmlns:w16se="http://schemas.microsoft.com/office/word/2015/wordml/symex" xmlns:wpg="http://schemas.microsoft.com/office/word/2010/wordprocessingGroup" xmlns:wpi="http://schemas.microsoft.com/office/word/2010/wordprocessingInk" xmlns:wne="http://schemas.microsoft.com/office/word/2006/wordml" xmlns:wps="http://schemas.microsoft.com/office/word/2010/wordprocessingShape" mc:Ignorable="w14 w15 w16se w16cid wp14">
+<w:document xmlns:wpc="http://schemas.microsoft.com/office/word/2010/wordprocessingCanvas" xmlns:cx="http://schemas.microsoft.com/office/drawing/2014/chartex" xmlns:cx1="http://schemas.microsoft.com/office/drawing/2015/9/8/chartex" xmlns:cx2="http://schemas.microsoft.com/office/drawing/2015/10/21/chartex" xmlns:cx3="http://schemas.microsoft.com/office/drawing/2016/5/9/chartex" xmlns:cx4="http://schemas.microsoft.com/office/drawing/2016/5/10/chartex" xmlns:cx5="http://schemas.microsoft.com/office/drawing/2016/5/11/chartex" xmlns:cx6="http://schemas.microsoft.com/office/drawing/2016/5/12/chartex" xmlns:cx7="http://schemas.microsoft.com/office/drawing/2016/5/13/chartex" xmlns:cx8="http://schemas.microsoft.com/office/drawing/2016/5/14/chartex" xmlns:mc="http://schemas.openxmlformats.org/markup-compatibility/2006" xmlns:aink="http://schemas.microsoft.com/office/drawing/2016/ink" xmlns:am3d="http://schemas.microsoft.com/office/drawing/2017/model3d" xmlns:o="urn:schemas-microsoft-com:office:office" xmlns:oel="http://schemas.microsoft.com/office/2019/extlst" xmlns:r="http://schemas.openxmlformats.org/officeDocument/2006/relationships" xmlns:m="http://schemas.openxmlformats.org/officeDocument/2006/math" xmlns:v="urn:schemas-microsoft-com:vml" xmlns:wp14="http://schemas.microsoft.com/office/word/2010/wordprocessingDrawing" xmlns:wp="http://schemas.openxmlformats.org/drawingml/2006/wordprocessingDrawing" xmlns:w10="urn:schemas-microsoft-com:office:word" xmlns:w="http://schemas.openxmlformats.org/wordprocessingml/2006/main" xmlns:w14="http://schemas.microsoft.com/office/word/2010/wordml" xmlns:w15="http://schemas.microsoft.com/office/word/2012/wordml" xmlns:w16cex="http://schemas.microsoft.com/office/word/2018/wordml/cex" xmlns:w16cid="http://schemas.microsoft.com/office/word/2016/wordml/cid" xmlns:w16="http://schemas.microsoft.com/office/word/2018/wordml" xmlns:w16sdtdh="http://schemas.microsoft.com/office/word/2020/wordml/sdtdatahash" xmlns:w16se="http://schemas.microsoft.com/office/word/2015/wordml/symex" xmlns:wpg="http://schemas.microsoft.com/office/word/2010/wordprocessingGroup" xmlns:wpi="http://schemas.microsoft.com/office/word/2010/wordprocessingInk" xmlns:wne="http://schemas.microsoft.com/office/word/2006/wordml" xmlns:wps="http://schemas.microsoft.com/office/word/2010/wordprocessingShape" mc:Ignorable="w14 w15 w16se w16cid w16 w16cex w16sdtdh wp14">
   <w:body>
     <w:p>
       <w:pPr>
@@ -53,7 +53,6 @@
           <w:tab w:val="left" w:pos="13740"/>
           <w:tab w:val="left" w:pos="14656"/>
         </w:tabs>
-        <w:jc w:val="center"/>
         <w:rPr>
           <w:rFonts w:ascii="Consolas" w:eastAsia="Consolas" w:hAnsi="Consolas" w:cs="Consolas"/>
           <w:color w:val="808080"/>
@@ -68,7 +67,16 @@
           <w:sz w:val="10"/>
           <w:szCs w:val="10"/>
         </w:rPr>
-        <w:t xml:space="preserve"> :::::::::::::::::::::::::::::::::::::::::::::::::::::::::::::::::::::::::::::::::::::::::::::::::::::::::::::::::::::::::::::::::::::::::::::::::::::::::::::::::::::::::::::::::::::::::::::::::::::::</w:t>
+        <w:t xml:space="preserve"> ::</w:t>
+      </w:r>
+      <w:r>
+        <w:rPr>
+          <w:rFonts w:ascii="Consolas" w:eastAsia="Consolas" w:hAnsi="Consolas" w:cs="Consolas"/>
+          <w:color w:val="808080"/>
+          <w:sz w:val="10"/>
+          <w:szCs w:val="10"/>
+        </w:rPr>
+        <w:t>::::::::::::::::::::::::::::::::::::::::::::::::::::::::::::::::::::::::::::::::::::::::::::::::::::::::::::::::::::::::::::::::::::::::::::::::::::::::::::::::::::::::::::::::::::::::::::::::::::::</w:t>
       </w:r>
     </w:p>
     <w:p>
@@ -1192,7 +1200,16 @@
           <w:sz w:val="18"/>
           <w:szCs w:val="18"/>
         </w:rPr>
-        <w:t xml:space="preserve">User Interface and Experience </w:t>
+        <w:t>User Interfac</w:t>
+      </w:r>
+      <w:r>
+        <w:rPr>
+          <w:rFonts w:ascii="Consolas" w:eastAsia="Consolas" w:hAnsi="Consolas" w:cs="Consolas"/>
+          <w:color w:val="808080"/>
+          <w:sz w:val="18"/>
+          <w:szCs w:val="18"/>
+        </w:rPr>
+        <w:t>e</w:t>
       </w:r>
       <w:r>
         <w:rPr>
@@ -1210,7 +1227,34 @@
           <w:sz w:val="18"/>
           <w:szCs w:val="18"/>
         </w:rPr>
-        <w:t xml:space="preserve">* Full Stack Software </w:t>
+        <w:tab/>
+      </w:r>
+      <w:r>
+        <w:rPr>
+          <w:rFonts w:ascii="Consolas" w:eastAsia="Consolas" w:hAnsi="Consolas" w:cs="Consolas"/>
+          <w:color w:val="808080"/>
+          <w:sz w:val="18"/>
+          <w:szCs w:val="18"/>
+        </w:rPr>
+        <w:t xml:space="preserve">* </w:t>
+      </w:r>
+      <w:r>
+        <w:rPr>
+          <w:rFonts w:ascii="Consolas" w:eastAsia="Consolas" w:hAnsi="Consolas" w:cs="Consolas"/>
+          <w:color w:val="808080"/>
+          <w:sz w:val="18"/>
+          <w:szCs w:val="18"/>
+        </w:rPr>
+        <w:t>Full Stack</w:t>
+      </w:r>
+      <w:r>
+        <w:rPr>
+          <w:rFonts w:ascii="Consolas" w:eastAsia="Consolas" w:hAnsi="Consolas" w:cs="Consolas"/>
+          <w:color w:val="808080"/>
+          <w:sz w:val="18"/>
+          <w:szCs w:val="18"/>
+        </w:rPr>
+        <w:t xml:space="preserve"> Software </w:t>
       </w:r>
       <w:r>
         <w:rPr>
@@ -1673,7 +1717,25 @@
           <w:sz w:val="18"/>
           <w:szCs w:val="18"/>
         </w:rPr>
-        <w:t xml:space="preserve"> - Worcester Polytechnic Institute – 2016</w:t>
+        <w:t xml:space="preserve"> - Worcester Polytechnic Institute</w:t>
+      </w:r>
+      <w:r>
+        <w:rPr>
+          <w:rFonts w:ascii="Consolas" w:eastAsia="Consolas" w:hAnsi="Consolas" w:cs="Consolas"/>
+          <w:color w:val="808080"/>
+          <w:sz w:val="18"/>
+          <w:szCs w:val="18"/>
+        </w:rPr>
+        <w:t xml:space="preserve"> – Worcester, MA</w:t>
+      </w:r>
+      <w:r>
+        <w:rPr>
+          <w:rFonts w:ascii="Consolas" w:eastAsia="Consolas" w:hAnsi="Consolas" w:cs="Consolas"/>
+          <w:color w:val="808080"/>
+          <w:sz w:val="18"/>
+          <w:szCs w:val="18"/>
+        </w:rPr>
+        <w:t xml:space="preserve"> – 2016</w:t>
       </w:r>
     </w:p>
     <w:p>
@@ -1860,7 +1922,25 @@
           <w:sz w:val="18"/>
           <w:szCs w:val="18"/>
         </w:rPr>
-        <w:t xml:space="preserve"> Federal do Rio Grande do Norte - 2013</w:t>
+        <w:t xml:space="preserve"> Federal do Rio Grande do Norte</w:t>
+      </w:r>
+      <w:r>
+        <w:rPr>
+          <w:rFonts w:ascii="Consolas" w:eastAsia="Consolas" w:hAnsi="Consolas" w:cs="Consolas"/>
+          <w:color w:val="808080"/>
+          <w:sz w:val="18"/>
+          <w:szCs w:val="18"/>
+        </w:rPr>
+        <w:t xml:space="preserve"> – Natal, Brazil</w:t>
+      </w:r>
+      <w:r>
+        <w:rPr>
+          <w:rFonts w:ascii="Consolas" w:eastAsia="Consolas" w:hAnsi="Consolas" w:cs="Consolas"/>
+          <w:color w:val="808080"/>
+          <w:sz w:val="18"/>
+          <w:szCs w:val="18"/>
+        </w:rPr>
+        <w:t xml:space="preserve"> - 2013</w:t>
       </w:r>
     </w:p>
     <w:p>
@@ -2233,13 +2313,25 @@
           <w:tab w:val="left" w:pos="13740"/>
           <w:tab w:val="left" w:pos="14656"/>
         </w:tabs>
-        <w:rPr>
-          <w:rFonts w:ascii="Consolas" w:eastAsia="Consolas" w:hAnsi="Consolas" w:cs="Consolas"/>
-          <w:color w:val="808080"/>
-          <w:sz w:val="6"/>
-          <w:szCs w:val="6"/>
-        </w:rPr>
-      </w:pPr>
+        <w:jc w:val="center"/>
+        <w:rPr>
+          <w:rFonts w:ascii="Consolas" w:eastAsia="Consolas" w:hAnsi="Consolas" w:cs="Consolas"/>
+          <w:b/>
+          <w:color w:val="808080"/>
+          <w:sz w:val="18"/>
+          <w:szCs w:val="18"/>
+        </w:rPr>
+      </w:pPr>
+      <w:r>
+        <w:rPr>
+          <w:rFonts w:ascii="Consolas" w:eastAsia="Consolas" w:hAnsi="Consolas" w:cs="Consolas"/>
+          <w:b/>
+          <w:color w:val="808080"/>
+          <w:sz w:val="18"/>
+          <w:szCs w:val="18"/>
+        </w:rPr>
+        <w:t>-----------------------------------</w:t>
+      </w:r>
     </w:p>
     <w:p>
       <w:pPr>
@@ -2262,13 +2354,25 @@
           <w:tab w:val="left" w:pos="13740"/>
           <w:tab w:val="left" w:pos="14656"/>
         </w:tabs>
-        <w:rPr>
-          <w:rFonts w:ascii="Consolas" w:eastAsia="Consolas" w:hAnsi="Consolas" w:cs="Consolas"/>
-          <w:color w:val="808080"/>
-          <w:sz w:val="6"/>
-          <w:szCs w:val="6"/>
-        </w:rPr>
-      </w:pPr>
+        <w:jc w:val="center"/>
+        <w:rPr>
+          <w:rFonts w:ascii="Consolas" w:eastAsia="Consolas" w:hAnsi="Consolas" w:cs="Consolas"/>
+          <w:b/>
+          <w:color w:val="808080"/>
+          <w:sz w:val="18"/>
+          <w:szCs w:val="18"/>
+        </w:rPr>
+      </w:pPr>
+      <w:r>
+        <w:rPr>
+          <w:rFonts w:ascii="Consolas" w:eastAsia="Consolas" w:hAnsi="Consolas" w:cs="Consolas"/>
+          <w:b/>
+          <w:color w:val="808080"/>
+          <w:sz w:val="18"/>
+          <w:szCs w:val="18"/>
+        </w:rPr>
+        <w:t>##### Professional Experience #####</w:t>
+      </w:r>
     </w:p>
     <w:p>
       <w:pPr>
@@ -2291,45 +2395,56 @@
           <w:tab w:val="left" w:pos="13740"/>
           <w:tab w:val="left" w:pos="14656"/>
         </w:tabs>
-        <w:rPr>
-          <w:rFonts w:ascii="Consolas" w:eastAsia="Consolas" w:hAnsi="Consolas" w:cs="Consolas"/>
-          <w:color w:val="808080"/>
-          <w:sz w:val="6"/>
-          <w:szCs w:val="6"/>
-        </w:rPr>
-      </w:pPr>
-    </w:p>
-    <w:p>
-      <w:pPr>
-        <w:shd w:val="clear" w:color="auto" w:fill="FFFFFF"/>
-        <w:tabs>
-          <w:tab w:val="left" w:pos="916"/>
-          <w:tab w:val="left" w:pos="1832"/>
-          <w:tab w:val="left" w:pos="2748"/>
-          <w:tab w:val="left" w:pos="3664"/>
-          <w:tab w:val="left" w:pos="4580"/>
-          <w:tab w:val="left" w:pos="5496"/>
-          <w:tab w:val="left" w:pos="6412"/>
-          <w:tab w:val="left" w:pos="7328"/>
-          <w:tab w:val="left" w:pos="8244"/>
-          <w:tab w:val="left" w:pos="9160"/>
-          <w:tab w:val="left" w:pos="10076"/>
-          <w:tab w:val="left" w:pos="10992"/>
-          <w:tab w:val="left" w:pos="11908"/>
-          <w:tab w:val="left" w:pos="12824"/>
-          <w:tab w:val="left" w:pos="13740"/>
-          <w:tab w:val="left" w:pos="14656"/>
-        </w:tabs>
         <w:jc w:val="center"/>
         <w:rPr>
           <w:rFonts w:ascii="Consolas" w:eastAsia="Consolas" w:hAnsi="Consolas" w:cs="Consolas"/>
+          <w:color w:val="808080"/>
+          <w:sz w:val="18"/>
+          <w:szCs w:val="18"/>
+        </w:rPr>
+      </w:pPr>
+      <w:r>
+        <w:rPr>
+          <w:rFonts w:ascii="Consolas" w:eastAsia="Consolas" w:hAnsi="Consolas" w:cs="Consolas"/>
           <w:b/>
           <w:color w:val="808080"/>
           <w:sz w:val="18"/>
           <w:szCs w:val="18"/>
         </w:rPr>
-      </w:pPr>
-      <w:r>
+        <w:t>-----------------------------------</w:t>
+      </w:r>
+      <w:r>
+        <w:rPr>
+          <w:rFonts w:ascii="Consolas" w:eastAsia="Consolas" w:hAnsi="Consolas" w:cs="Consolas"/>
+          <w:color w:val="808080"/>
+          <w:sz w:val="18"/>
+          <w:szCs w:val="18"/>
+        </w:rPr>
+        <w:t xml:space="preserve"> </w:t>
+      </w:r>
+    </w:p>
+    <w:p>
+      <w:pPr>
+        <w:shd w:val="clear" w:color="auto" w:fill="FFFFFF"/>
+        <w:tabs>
+          <w:tab w:val="left" w:pos="916"/>
+          <w:tab w:val="left" w:pos="1620"/>
+          <w:tab w:val="left" w:pos="2748"/>
+          <w:tab w:val="left" w:pos="3664"/>
+          <w:tab w:val="left" w:pos="4580"/>
+          <w:tab w:val="left" w:pos="5496"/>
+          <w:tab w:val="left" w:pos="6412"/>
+          <w:tab w:val="left" w:pos="7328"/>
+          <w:tab w:val="left" w:pos="8244"/>
+          <w:tab w:val="left" w:pos="9160"/>
+          <w:tab w:val="left" w:pos="10076"/>
+          <w:tab w:val="left" w:pos="10992"/>
+          <w:tab w:val="left" w:pos="11908"/>
+          <w:tab w:val="left" w:pos="12824"/>
+          <w:tab w:val="left" w:pos="13740"/>
+          <w:tab w:val="left" w:pos="14656"/>
+        </w:tabs>
+        <w:ind w:left="360"/>
         <w:rPr>
           <w:rFonts w:ascii="Consolas" w:eastAsia="Consolas" w:hAnsi="Consolas" w:cs="Consolas"/>
           <w:b/>
@@ -2337,31 +2452,8 @@
           <w:sz w:val="18"/>
           <w:szCs w:val="18"/>
         </w:rPr>
-        <w:t>-----------------------------------</w:t>
-      </w:r>
-    </w:p>
-    <w:p>
-      <w:pPr>
-        <w:shd w:val="clear" w:color="auto" w:fill="FFFFFF"/>
-        <w:tabs>
-          <w:tab w:val="left" w:pos="916"/>
-          <w:tab w:val="left" w:pos="1832"/>
-          <w:tab w:val="left" w:pos="2748"/>
-          <w:tab w:val="left" w:pos="3664"/>
-          <w:tab w:val="left" w:pos="4580"/>
-          <w:tab w:val="left" w:pos="5496"/>
-          <w:tab w:val="left" w:pos="6412"/>
-          <w:tab w:val="left" w:pos="7328"/>
-          <w:tab w:val="left" w:pos="8244"/>
-          <w:tab w:val="left" w:pos="9160"/>
-          <w:tab w:val="left" w:pos="10076"/>
-          <w:tab w:val="left" w:pos="10992"/>
-          <w:tab w:val="left" w:pos="11908"/>
-          <w:tab w:val="left" w:pos="12824"/>
-          <w:tab w:val="left" w:pos="13740"/>
-          <w:tab w:val="left" w:pos="14656"/>
-        </w:tabs>
-        <w:jc w:val="center"/>
+      </w:pPr>
+      <w:r>
         <w:rPr>
           <w:rFonts w:ascii="Consolas" w:eastAsia="Consolas" w:hAnsi="Consolas" w:cs="Consolas"/>
           <w:b/>
@@ -2369,66 +2461,106 @@
           <w:sz w:val="18"/>
           <w:szCs w:val="18"/>
         </w:rPr>
-      </w:pPr>
-      <w:r>
-        <w:rPr>
-          <w:rFonts w:ascii="Consolas" w:eastAsia="Consolas" w:hAnsi="Consolas" w:cs="Consolas"/>
-          <w:b/>
-          <w:color w:val="808080"/>
-          <w:sz w:val="18"/>
-          <w:szCs w:val="18"/>
-        </w:rPr>
-        <w:t>##### Professional Experience #####</w:t>
-      </w:r>
-    </w:p>
-    <w:p>
-      <w:pPr>
-        <w:shd w:val="clear" w:color="auto" w:fill="FFFFFF"/>
-        <w:tabs>
-          <w:tab w:val="left" w:pos="916"/>
-          <w:tab w:val="left" w:pos="1832"/>
-          <w:tab w:val="left" w:pos="2748"/>
-          <w:tab w:val="left" w:pos="3664"/>
-          <w:tab w:val="left" w:pos="4580"/>
-          <w:tab w:val="left" w:pos="5496"/>
-          <w:tab w:val="left" w:pos="6412"/>
-          <w:tab w:val="left" w:pos="7328"/>
-          <w:tab w:val="left" w:pos="8244"/>
-          <w:tab w:val="left" w:pos="9160"/>
-          <w:tab w:val="left" w:pos="10076"/>
-          <w:tab w:val="left" w:pos="10992"/>
-          <w:tab w:val="left" w:pos="11908"/>
-          <w:tab w:val="left" w:pos="12824"/>
-          <w:tab w:val="left" w:pos="13740"/>
-          <w:tab w:val="left" w:pos="14656"/>
-        </w:tabs>
-        <w:jc w:val="center"/>
-        <w:rPr>
-          <w:rFonts w:ascii="Consolas" w:eastAsia="Consolas" w:hAnsi="Consolas" w:cs="Consolas"/>
-          <w:color w:val="808080"/>
-          <w:sz w:val="18"/>
-          <w:szCs w:val="18"/>
-        </w:rPr>
-      </w:pPr>
-      <w:r>
-        <w:rPr>
-          <w:rFonts w:ascii="Consolas" w:eastAsia="Consolas" w:hAnsi="Consolas" w:cs="Consolas"/>
-          <w:b/>
-          <w:color w:val="808080"/>
-          <w:sz w:val="18"/>
-          <w:szCs w:val="18"/>
-        </w:rPr>
-        <w:t>-----------------------------------</w:t>
-      </w:r>
-      <w:r>
-        <w:rPr>
-          <w:rFonts w:ascii="Consolas" w:eastAsia="Consolas" w:hAnsi="Consolas" w:cs="Consolas"/>
-          <w:color w:val="808080"/>
-          <w:sz w:val="18"/>
-          <w:szCs w:val="18"/>
-        </w:rPr>
-        <w:t xml:space="preserve"> </w:t>
-      </w:r>
+        <w:t xml:space="preserve">* Webmaster </w:t>
+      </w:r>
+      <w:r>
+        <w:rPr>
+          <w:rFonts w:ascii="Consolas" w:eastAsia="Consolas" w:hAnsi="Consolas" w:cs="Consolas"/>
+          <w:color w:val="808080"/>
+          <w:sz w:val="18"/>
+          <w:szCs w:val="18"/>
+        </w:rPr>
+        <w:t>– Addiction Education Society – Jan 2023 – Current (Contract)</w:t>
+      </w:r>
+    </w:p>
+    <w:p>
+      <w:pPr>
+        <w:shd w:val="clear" w:color="auto" w:fill="FFFFFF"/>
+        <w:tabs>
+          <w:tab w:val="left" w:pos="916"/>
+          <w:tab w:val="left" w:pos="1620"/>
+          <w:tab w:val="left" w:pos="2748"/>
+          <w:tab w:val="left" w:pos="3664"/>
+          <w:tab w:val="left" w:pos="4580"/>
+          <w:tab w:val="left" w:pos="5496"/>
+          <w:tab w:val="left" w:pos="6412"/>
+          <w:tab w:val="left" w:pos="7328"/>
+          <w:tab w:val="left" w:pos="8244"/>
+          <w:tab w:val="left" w:pos="9160"/>
+          <w:tab w:val="left" w:pos="10076"/>
+          <w:tab w:val="left" w:pos="10992"/>
+          <w:tab w:val="left" w:pos="11908"/>
+          <w:tab w:val="left" w:pos="12824"/>
+          <w:tab w:val="left" w:pos="13740"/>
+          <w:tab w:val="left" w:pos="14656"/>
+        </w:tabs>
+        <w:rPr>
+          <w:rFonts w:ascii="Consolas" w:eastAsia="Consolas" w:hAnsi="Consolas" w:cs="Consolas"/>
+          <w:color w:val="808080"/>
+          <w:sz w:val="18"/>
+          <w:szCs w:val="18"/>
+        </w:rPr>
+      </w:pPr>
+      <w:r>
+        <w:rPr>
+          <w:rFonts w:ascii="Consolas" w:eastAsia="Consolas" w:hAnsi="Consolas" w:cs="Consolas"/>
+          <w:color w:val="808080"/>
+          <w:sz w:val="18"/>
+          <w:szCs w:val="18"/>
+        </w:rPr>
+        <w:tab/>
+        <w:t>- Take over AES’s WordPress platform and web apps</w:t>
+      </w:r>
+    </w:p>
+    <w:p>
+      <w:pPr>
+        <w:shd w:val="clear" w:color="auto" w:fill="FFFFFF"/>
+        <w:tabs>
+          <w:tab w:val="left" w:pos="916"/>
+          <w:tab w:val="left" w:pos="1620"/>
+          <w:tab w:val="left" w:pos="2748"/>
+          <w:tab w:val="left" w:pos="3664"/>
+          <w:tab w:val="left" w:pos="4580"/>
+          <w:tab w:val="left" w:pos="5496"/>
+          <w:tab w:val="left" w:pos="6412"/>
+          <w:tab w:val="left" w:pos="7328"/>
+          <w:tab w:val="left" w:pos="8244"/>
+          <w:tab w:val="left" w:pos="9160"/>
+          <w:tab w:val="left" w:pos="10076"/>
+          <w:tab w:val="left" w:pos="10992"/>
+          <w:tab w:val="left" w:pos="11908"/>
+          <w:tab w:val="left" w:pos="12824"/>
+          <w:tab w:val="left" w:pos="13740"/>
+          <w:tab w:val="left" w:pos="14656"/>
+        </w:tabs>
+        <w:rPr>
+          <w:rFonts w:ascii="Consolas" w:eastAsia="Consolas" w:hAnsi="Consolas" w:cs="Consolas"/>
+          <w:color w:val="808080"/>
+          <w:sz w:val="18"/>
+          <w:szCs w:val="18"/>
+        </w:rPr>
+      </w:pPr>
+      <w:r>
+        <w:rPr>
+          <w:rFonts w:ascii="Consolas" w:eastAsia="Consolas" w:hAnsi="Consolas" w:cs="Consolas"/>
+          <w:color w:val="808080"/>
+          <w:sz w:val="18"/>
+          <w:szCs w:val="18"/>
+        </w:rPr>
+        <w:tab/>
+        <w:t xml:space="preserve">- Created a collaborative environment to enable staging / production deployment on </w:t>
+      </w:r>
+      <w:proofErr w:type="spellStart"/>
+      <w:r>
+        <w:rPr>
+          <w:rFonts w:ascii="Consolas" w:eastAsia="Consolas" w:hAnsi="Consolas" w:cs="Consolas"/>
+          <w:color w:val="808080"/>
+          <w:sz w:val="18"/>
+          <w:szCs w:val="18"/>
+        </w:rPr>
+        <w:t>DigitalOcean</w:t>
+      </w:r>
+      <w:proofErr w:type="spellEnd"/>
     </w:p>
     <w:p>
       <w:pPr>
@@ -2497,22 +2629,29 @@
           <w:sz w:val="18"/>
           <w:szCs w:val="18"/>
         </w:rPr>
-        <w:t xml:space="preserve">* </w:t>
-      </w:r>
-      <w:r>
-        <w:rPr>
-          <w:rFonts w:ascii="Consolas" w:eastAsia="Consolas" w:hAnsi="Consolas" w:cs="Consolas"/>
-          <w:b/>
-          <w:color w:val="808080"/>
-          <w:sz w:val="18"/>
-          <w:szCs w:val="18"/>
-        </w:rPr>
-        <w:t>Webmaster</w:t>
-      </w:r>
-      <w:r>
-        <w:rPr>
-          <w:rFonts w:ascii="Consolas" w:eastAsia="Consolas" w:hAnsi="Consolas" w:cs="Consolas"/>
-          <w:b/>
+        <w:t xml:space="preserve">* UI Engineer </w:t>
+      </w:r>
+      <w:r>
+        <w:rPr>
+          <w:rFonts w:ascii="Consolas" w:eastAsia="Consolas" w:hAnsi="Consolas" w:cs="Consolas"/>
+          <w:color w:val="808080"/>
+          <w:sz w:val="18"/>
+          <w:szCs w:val="18"/>
+        </w:rPr>
+        <w:t xml:space="preserve">– Zazzle – Jun 2021 </w:t>
+      </w:r>
+      <w:r>
+        <w:rPr>
+          <w:rFonts w:ascii="Consolas" w:eastAsia="Consolas" w:hAnsi="Consolas" w:cs="Consolas"/>
+          <w:color w:val="808080"/>
+          <w:sz w:val="18"/>
+          <w:szCs w:val="18"/>
+        </w:rPr>
+        <w:t>–</w:t>
+      </w:r>
+      <w:r>
+        <w:rPr>
+          <w:rFonts w:ascii="Consolas" w:eastAsia="Consolas" w:hAnsi="Consolas" w:cs="Consolas"/>
           <w:color w:val="808080"/>
           <w:sz w:val="18"/>
           <w:szCs w:val="18"/>
@@ -2526,70 +2665,7 @@
           <w:sz w:val="18"/>
           <w:szCs w:val="18"/>
         </w:rPr>
-        <w:t xml:space="preserve">– </w:t>
-      </w:r>
-      <w:r>
-        <w:rPr>
-          <w:rFonts w:ascii="Consolas" w:eastAsia="Consolas" w:hAnsi="Consolas" w:cs="Consolas"/>
-          <w:color w:val="808080"/>
-          <w:sz w:val="18"/>
-          <w:szCs w:val="18"/>
-        </w:rPr>
-        <w:t>Addiction Education Society</w:t>
-      </w:r>
-      <w:r>
-        <w:rPr>
-          <w:rFonts w:ascii="Consolas" w:eastAsia="Consolas" w:hAnsi="Consolas" w:cs="Consolas"/>
-          <w:color w:val="808080"/>
-          <w:sz w:val="18"/>
-          <w:szCs w:val="18"/>
-        </w:rPr>
-        <w:t xml:space="preserve"> – </w:t>
-      </w:r>
-      <w:r>
-        <w:rPr>
-          <w:rFonts w:ascii="Consolas" w:eastAsia="Consolas" w:hAnsi="Consolas" w:cs="Consolas"/>
-          <w:color w:val="808080"/>
-          <w:sz w:val="18"/>
-          <w:szCs w:val="18"/>
-        </w:rPr>
-        <w:t>Jan</w:t>
-      </w:r>
-      <w:r>
-        <w:rPr>
-          <w:rFonts w:ascii="Consolas" w:eastAsia="Consolas" w:hAnsi="Consolas" w:cs="Consolas"/>
-          <w:color w:val="808080"/>
-          <w:sz w:val="18"/>
-          <w:szCs w:val="18"/>
-        </w:rPr>
-        <w:t xml:space="preserve"> </w:t>
-      </w:r>
-      <w:r>
-        <w:rPr>
-          <w:rFonts w:ascii="Consolas" w:eastAsia="Consolas" w:hAnsi="Consolas" w:cs="Consolas"/>
-          <w:color w:val="808080"/>
-          <w:sz w:val="18"/>
-          <w:szCs w:val="18"/>
-        </w:rPr>
-        <w:t>2023</w:t>
-      </w:r>
-      <w:r>
-        <w:rPr>
-          <w:rFonts w:ascii="Consolas" w:eastAsia="Consolas" w:hAnsi="Consolas" w:cs="Consolas"/>
-          <w:color w:val="808080"/>
-          <w:sz w:val="18"/>
-          <w:szCs w:val="18"/>
-        </w:rPr>
-        <w:t xml:space="preserve"> – </w:t>
-      </w:r>
-      <w:r>
-        <w:rPr>
-          <w:rFonts w:ascii="Consolas" w:eastAsia="Consolas" w:hAnsi="Consolas" w:cs="Consolas"/>
-          <w:color w:val="808080"/>
-          <w:sz w:val="18"/>
-          <w:szCs w:val="18"/>
-        </w:rPr>
-        <w:t>Current (Contract)</w:t>
+        <w:t>Jan 2023</w:t>
       </w:r>
     </w:p>
     <w:p>
@@ -2613,6 +2689,7 @@
           <w:tab w:val="left" w:pos="13740"/>
           <w:tab w:val="left" w:pos="14656"/>
         </w:tabs>
+        <w:ind w:left="432" w:right="864"/>
         <w:rPr>
           <w:rFonts w:ascii="Consolas" w:eastAsia="Consolas" w:hAnsi="Consolas" w:cs="Consolas"/>
           <w:color w:val="808080"/>
@@ -2637,7 +2714,79 @@
           <w:sz w:val="18"/>
           <w:szCs w:val="18"/>
         </w:rPr>
-        <w:t xml:space="preserve">Take over AES’s WordPress platform and web apps (namely Neuroscience of Addiction, How Did This Happen </w:t>
+        <w:t xml:space="preserve">Rebrand of worldwide premium service Zazzle Plus (formerly known as Zazzle Black), a project comprised of a diverse set of </w:t>
+      </w:r>
+      <w:r>
+        <w:rPr>
+          <w:rFonts w:ascii="Consolas" w:eastAsia="Consolas" w:hAnsi="Consolas" w:cs="Consolas"/>
+          <w:color w:val="808080"/>
+          <w:sz w:val="18"/>
+          <w:szCs w:val="18"/>
+        </w:rPr>
+        <w:t>technologies</w:t>
+      </w:r>
+      <w:r>
+        <w:rPr>
+          <w:rFonts w:ascii="Consolas" w:eastAsia="Consolas" w:hAnsi="Consolas" w:cs="Consolas"/>
+          <w:color w:val="808080"/>
+          <w:sz w:val="18"/>
+          <w:szCs w:val="18"/>
+        </w:rPr>
+        <w:t xml:space="preserve"> –</w:t>
+      </w:r>
+      <w:r>
+        <w:rPr>
+          <w:rFonts w:ascii="Consolas" w:eastAsia="Consolas" w:hAnsi="Consolas" w:cs="Consolas"/>
+          <w:color w:val="808080"/>
+          <w:sz w:val="18"/>
+          <w:szCs w:val="18"/>
+        </w:rPr>
+        <w:t xml:space="preserve"> </w:t>
+      </w:r>
+      <w:r>
+        <w:rPr>
+          <w:rFonts w:ascii="Consolas" w:eastAsia="Consolas" w:hAnsi="Consolas" w:cs="Consolas"/>
+          <w:color w:val="808080"/>
+          <w:sz w:val="18"/>
+          <w:szCs w:val="18"/>
+        </w:rPr>
+        <w:t>React + Redux,</w:t>
+      </w:r>
+      <w:r>
+        <w:rPr>
+          <w:rFonts w:ascii="Consolas" w:eastAsia="Consolas" w:hAnsi="Consolas" w:cs="Consolas"/>
+          <w:color w:val="808080"/>
+          <w:sz w:val="18"/>
+          <w:szCs w:val="18"/>
+        </w:rPr>
+        <w:t xml:space="preserve"> Typescript,</w:t>
+      </w:r>
+      <w:r>
+        <w:rPr>
+          <w:rFonts w:ascii="Consolas" w:eastAsia="Consolas" w:hAnsi="Consolas" w:cs="Consolas"/>
+          <w:color w:val="808080"/>
+          <w:sz w:val="18"/>
+          <w:szCs w:val="18"/>
+        </w:rPr>
+        <w:t xml:space="preserve"> C</w:t>
+      </w:r>
+      <w:r>
+        <w:rPr>
+          <w:rFonts w:ascii="Consolas" w:eastAsia="Consolas" w:hAnsi="Consolas" w:cs="Consolas"/>
+          <w:color w:val="808080"/>
+          <w:sz w:val="18"/>
+          <w:szCs w:val="18"/>
+        </w:rPr>
+        <w:t>#</w:t>
+      </w:r>
+      <w:r>
+        <w:rPr>
+          <w:rFonts w:ascii="Consolas" w:eastAsia="Consolas" w:hAnsi="Consolas" w:cs="Consolas"/>
+          <w:color w:val="808080"/>
+          <w:sz w:val="18"/>
+          <w:szCs w:val="18"/>
+        </w:rPr>
+        <w:t xml:space="preserve">, SQL </w:t>
       </w:r>
       <w:proofErr w:type="gramStart"/>
       <w:r>
@@ -2647,27 +2796,27 @@
           <w:sz w:val="18"/>
           <w:szCs w:val="18"/>
         </w:rPr>
-        <w:t>To</w:t>
+        <w:t>Serve</w:t>
+      </w:r>
+      <w:r>
+        <w:rPr>
+          <w:rFonts w:ascii="Consolas" w:eastAsia="Consolas" w:hAnsi="Consolas" w:cs="Consolas"/>
+          <w:color w:val="808080"/>
+          <w:sz w:val="18"/>
+          <w:szCs w:val="18"/>
+        </w:rPr>
+        <w:t>r</w:t>
+      </w:r>
+      <w:r>
+        <w:rPr>
+          <w:rFonts w:ascii="Consolas" w:eastAsia="Consolas" w:hAnsi="Consolas" w:cs="Consolas"/>
+          <w:color w:val="808080"/>
+          <w:sz w:val="18"/>
+          <w:szCs w:val="18"/>
+        </w:rPr>
+        <w:t>;</w:t>
       </w:r>
       <w:proofErr w:type="gramEnd"/>
-      <w:r>
-        <w:rPr>
-          <w:rFonts w:ascii="Consolas" w:eastAsia="Consolas" w:hAnsi="Consolas" w:cs="Consolas"/>
-          <w:color w:val="808080"/>
-          <w:sz w:val="18"/>
-          <w:szCs w:val="18"/>
-        </w:rPr>
-        <w:t xml:space="preserve"> </w:t>
-      </w:r>
-      <w:r>
-        <w:rPr>
-          <w:rFonts w:ascii="Consolas" w:eastAsia="Consolas" w:hAnsi="Consolas" w:cs="Consolas"/>
-          <w:color w:val="808080"/>
-          <w:sz w:val="18"/>
-          <w:szCs w:val="18"/>
-        </w:rPr>
-        <w:t>Me, and The Craving Experiment)</w:t>
-      </w:r>
     </w:p>
     <w:p>
       <w:pPr>
@@ -2690,6 +2839,7 @@
           <w:tab w:val="left" w:pos="13740"/>
           <w:tab w:val="left" w:pos="14656"/>
         </w:tabs>
+        <w:ind w:left="432" w:right="864"/>
         <w:rPr>
           <w:rFonts w:ascii="Consolas" w:eastAsia="Consolas" w:hAnsi="Consolas" w:cs="Consolas"/>
           <w:color w:val="808080"/>
@@ -2705,47 +2855,34 @@
           <w:szCs w:val="18"/>
         </w:rPr>
         <w:tab/>
-        <w:t xml:space="preserve">- Created a collaborative environment to enable staging / production deployment on </w:t>
-      </w:r>
-      <w:proofErr w:type="spellStart"/>
-      <w:r>
-        <w:rPr>
-          <w:rFonts w:ascii="Consolas" w:eastAsia="Consolas" w:hAnsi="Consolas" w:cs="Consolas"/>
-          <w:color w:val="808080"/>
-          <w:sz w:val="18"/>
-          <w:szCs w:val="18"/>
-        </w:rPr>
-        <w:t>DigitalOcean</w:t>
-      </w:r>
-      <w:proofErr w:type="spellEnd"/>
-      <w:r>
-        <w:rPr>
-          <w:rFonts w:ascii="Consolas" w:eastAsia="Consolas" w:hAnsi="Consolas" w:cs="Consolas"/>
-          <w:color w:val="808080"/>
-          <w:sz w:val="18"/>
-          <w:szCs w:val="18"/>
-        </w:rPr>
-        <w:t xml:space="preserve"> (Ubuntu 22.04 LST, PHP 7.2, replicating legacy versions used on </w:t>
-      </w:r>
-      <w:proofErr w:type="spellStart"/>
-      <w:r>
-        <w:rPr>
-          <w:rFonts w:ascii="Consolas" w:eastAsia="Consolas" w:hAnsi="Consolas" w:cs="Consolas"/>
-          <w:color w:val="808080"/>
-          <w:sz w:val="18"/>
-          <w:szCs w:val="18"/>
-        </w:rPr>
-        <w:t>LiquidWeb</w:t>
-      </w:r>
-      <w:proofErr w:type="spellEnd"/>
-      <w:r>
-        <w:rPr>
-          <w:rFonts w:ascii="Consolas" w:eastAsia="Consolas" w:hAnsi="Consolas" w:cs="Consolas"/>
-          <w:color w:val="808080"/>
-          <w:sz w:val="18"/>
-          <w:szCs w:val="18"/>
-        </w:rPr>
-        <w:t xml:space="preserve"> droplet that runs on prod)</w:t>
+        <w:t>- Leadership and delivery of scalable distributed features</w:t>
+      </w:r>
+      <w:r>
+        <w:rPr>
+          <w:rFonts w:ascii="Consolas" w:eastAsia="Consolas" w:hAnsi="Consolas" w:cs="Consolas"/>
+          <w:color w:val="808080"/>
+          <w:sz w:val="18"/>
+          <w:szCs w:val="18"/>
+        </w:rPr>
+        <w:t xml:space="preserve">, causing positive </w:t>
+      </w:r>
+      <w:r>
+        <w:rPr>
+          <w:rFonts w:ascii="Consolas" w:eastAsia="Consolas" w:hAnsi="Consolas" w:cs="Consolas"/>
+          <w:color w:val="808080"/>
+          <w:sz w:val="18"/>
+          <w:szCs w:val="18"/>
+        </w:rPr>
+        <w:t>impact on growth</w:t>
+      </w:r>
+      <w:r>
+        <w:rPr>
+          <w:rFonts w:ascii="Consolas" w:eastAsia="Consolas" w:hAnsi="Consolas" w:cs="Consolas"/>
+          <w:color w:val="808080"/>
+          <w:sz w:val="18"/>
+          <w:szCs w:val="18"/>
+        </w:rPr>
+        <w:t xml:space="preserve"> and revenue (proven via A/B tests and segmented analytics)</w:t>
       </w:r>
     </w:p>
     <w:p>
@@ -2798,269 +2935,6 @@
           <w:tab w:val="left" w:pos="13740"/>
           <w:tab w:val="left" w:pos="14656"/>
         </w:tabs>
-        <w:ind w:left="360"/>
-        <w:rPr>
-          <w:rFonts w:ascii="Consolas" w:eastAsia="Consolas" w:hAnsi="Consolas" w:cs="Consolas"/>
-          <w:b/>
-          <w:color w:val="808080"/>
-          <w:sz w:val="18"/>
-          <w:szCs w:val="18"/>
-        </w:rPr>
-      </w:pPr>
-      <w:r>
-        <w:rPr>
-          <w:rFonts w:ascii="Consolas" w:eastAsia="Consolas" w:hAnsi="Consolas" w:cs="Consolas"/>
-          <w:b/>
-          <w:color w:val="808080"/>
-          <w:sz w:val="18"/>
-          <w:szCs w:val="18"/>
-        </w:rPr>
-        <w:t xml:space="preserve">* UI Engineer </w:t>
-      </w:r>
-      <w:r>
-        <w:rPr>
-          <w:rFonts w:ascii="Consolas" w:eastAsia="Consolas" w:hAnsi="Consolas" w:cs="Consolas"/>
-          <w:color w:val="808080"/>
-          <w:sz w:val="18"/>
-          <w:szCs w:val="18"/>
-        </w:rPr>
-        <w:t xml:space="preserve">– Zazzle – Jun 2021 </w:t>
-      </w:r>
-      <w:r>
-        <w:rPr>
-          <w:rFonts w:ascii="Consolas" w:eastAsia="Consolas" w:hAnsi="Consolas" w:cs="Consolas"/>
-          <w:color w:val="808080"/>
-          <w:sz w:val="18"/>
-          <w:szCs w:val="18"/>
-        </w:rPr>
-        <w:t>–</w:t>
-      </w:r>
-      <w:r>
-        <w:rPr>
-          <w:rFonts w:ascii="Consolas" w:eastAsia="Consolas" w:hAnsi="Consolas" w:cs="Consolas"/>
-          <w:color w:val="808080"/>
-          <w:sz w:val="18"/>
-          <w:szCs w:val="18"/>
-        </w:rPr>
-        <w:t xml:space="preserve"> </w:t>
-      </w:r>
-      <w:r>
-        <w:rPr>
-          <w:rFonts w:ascii="Consolas" w:eastAsia="Consolas" w:hAnsi="Consolas" w:cs="Consolas"/>
-          <w:color w:val="808080"/>
-          <w:sz w:val="18"/>
-          <w:szCs w:val="18"/>
-        </w:rPr>
-        <w:t>Jan 2023</w:t>
-      </w:r>
-    </w:p>
-    <w:p>
-      <w:pPr>
-        <w:shd w:val="clear" w:color="auto" w:fill="FFFFFF"/>
-        <w:tabs>
-          <w:tab w:val="left" w:pos="916"/>
-          <w:tab w:val="left" w:pos="1620"/>
-          <w:tab w:val="left" w:pos="2748"/>
-          <w:tab w:val="left" w:pos="3664"/>
-          <w:tab w:val="left" w:pos="4580"/>
-          <w:tab w:val="left" w:pos="5496"/>
-          <w:tab w:val="left" w:pos="6412"/>
-          <w:tab w:val="left" w:pos="7328"/>
-          <w:tab w:val="left" w:pos="8244"/>
-          <w:tab w:val="left" w:pos="9160"/>
-          <w:tab w:val="left" w:pos="10076"/>
-          <w:tab w:val="left" w:pos="10992"/>
-          <w:tab w:val="left" w:pos="11908"/>
-          <w:tab w:val="left" w:pos="12824"/>
-          <w:tab w:val="left" w:pos="13740"/>
-          <w:tab w:val="left" w:pos="14656"/>
-        </w:tabs>
-        <w:rPr>
-          <w:rFonts w:ascii="Consolas" w:eastAsia="Consolas" w:hAnsi="Consolas" w:cs="Consolas"/>
-          <w:color w:val="808080"/>
-          <w:sz w:val="18"/>
-          <w:szCs w:val="18"/>
-        </w:rPr>
-      </w:pPr>
-      <w:r>
-        <w:rPr>
-          <w:rFonts w:ascii="Consolas" w:eastAsia="Consolas" w:hAnsi="Consolas" w:cs="Consolas"/>
-          <w:color w:val="808080"/>
-          <w:sz w:val="18"/>
-          <w:szCs w:val="18"/>
-        </w:rPr>
-        <w:tab/>
-        <w:t xml:space="preserve">- </w:t>
-      </w:r>
-      <w:r>
-        <w:rPr>
-          <w:rFonts w:ascii="Consolas" w:eastAsia="Consolas" w:hAnsi="Consolas" w:cs="Consolas"/>
-          <w:color w:val="808080"/>
-          <w:sz w:val="18"/>
-          <w:szCs w:val="18"/>
-        </w:rPr>
-        <w:t xml:space="preserve">Rebrand of worldwide premium service Zazzle Plus (formerly known as Zazzle Black), a project comprised of a diverse set of </w:t>
-      </w:r>
-      <w:r>
-        <w:rPr>
-          <w:rFonts w:ascii="Consolas" w:eastAsia="Consolas" w:hAnsi="Consolas" w:cs="Consolas"/>
-          <w:color w:val="808080"/>
-          <w:sz w:val="18"/>
-          <w:szCs w:val="18"/>
-        </w:rPr>
-        <w:t>technologies</w:t>
-      </w:r>
-      <w:r>
-        <w:rPr>
-          <w:rFonts w:ascii="Consolas" w:eastAsia="Consolas" w:hAnsi="Consolas" w:cs="Consolas"/>
-          <w:color w:val="808080"/>
-          <w:sz w:val="18"/>
-          <w:szCs w:val="18"/>
-        </w:rPr>
-        <w:t xml:space="preserve"> –</w:t>
-      </w:r>
-      <w:r>
-        <w:rPr>
-          <w:rFonts w:ascii="Consolas" w:eastAsia="Consolas" w:hAnsi="Consolas" w:cs="Consolas"/>
-          <w:color w:val="808080"/>
-          <w:sz w:val="18"/>
-          <w:szCs w:val="18"/>
-        </w:rPr>
-        <w:t xml:space="preserve"> </w:t>
-      </w:r>
-      <w:r>
-        <w:rPr>
-          <w:rFonts w:ascii="Consolas" w:eastAsia="Consolas" w:hAnsi="Consolas" w:cs="Consolas"/>
-          <w:color w:val="808080"/>
-          <w:sz w:val="18"/>
-          <w:szCs w:val="18"/>
-        </w:rPr>
-        <w:t>React + Redux,</w:t>
-      </w:r>
-      <w:r>
-        <w:rPr>
-          <w:rFonts w:ascii="Consolas" w:eastAsia="Consolas" w:hAnsi="Consolas" w:cs="Consolas"/>
-          <w:color w:val="808080"/>
-          <w:sz w:val="18"/>
-          <w:szCs w:val="18"/>
-        </w:rPr>
-        <w:t xml:space="preserve"> Typescript,</w:t>
-      </w:r>
-      <w:r>
-        <w:rPr>
-          <w:rFonts w:ascii="Consolas" w:eastAsia="Consolas" w:hAnsi="Consolas" w:cs="Consolas"/>
-          <w:color w:val="808080"/>
-          <w:sz w:val="18"/>
-          <w:szCs w:val="18"/>
-        </w:rPr>
-        <w:t xml:space="preserve"> C</w:t>
-      </w:r>
-      <w:r>
-        <w:rPr>
-          <w:rFonts w:ascii="Consolas" w:eastAsia="Consolas" w:hAnsi="Consolas" w:cs="Consolas"/>
-          <w:color w:val="808080"/>
-          <w:sz w:val="18"/>
-          <w:szCs w:val="18"/>
-        </w:rPr>
-        <w:t>#</w:t>
-      </w:r>
-      <w:r>
-        <w:rPr>
-          <w:rFonts w:ascii="Consolas" w:eastAsia="Consolas" w:hAnsi="Consolas" w:cs="Consolas"/>
-          <w:color w:val="808080"/>
-          <w:sz w:val="18"/>
-          <w:szCs w:val="18"/>
-        </w:rPr>
-        <w:t>, SQL Server to name a few;</w:t>
-      </w:r>
-    </w:p>
-    <w:p>
-      <w:pPr>
-        <w:shd w:val="clear" w:color="auto" w:fill="FFFFFF"/>
-        <w:tabs>
-          <w:tab w:val="left" w:pos="916"/>
-          <w:tab w:val="left" w:pos="1620"/>
-          <w:tab w:val="left" w:pos="2748"/>
-          <w:tab w:val="left" w:pos="3664"/>
-          <w:tab w:val="left" w:pos="4580"/>
-          <w:tab w:val="left" w:pos="5496"/>
-          <w:tab w:val="left" w:pos="6412"/>
-          <w:tab w:val="left" w:pos="7328"/>
-          <w:tab w:val="left" w:pos="8244"/>
-          <w:tab w:val="left" w:pos="9160"/>
-          <w:tab w:val="left" w:pos="10076"/>
-          <w:tab w:val="left" w:pos="10992"/>
-          <w:tab w:val="left" w:pos="11908"/>
-          <w:tab w:val="left" w:pos="12824"/>
-          <w:tab w:val="left" w:pos="13740"/>
-          <w:tab w:val="left" w:pos="14656"/>
-        </w:tabs>
-        <w:rPr>
-          <w:rFonts w:ascii="Consolas" w:eastAsia="Consolas" w:hAnsi="Consolas" w:cs="Consolas"/>
-          <w:color w:val="808080"/>
-          <w:sz w:val="18"/>
-          <w:szCs w:val="18"/>
-        </w:rPr>
-      </w:pPr>
-      <w:r>
-        <w:rPr>
-          <w:rFonts w:ascii="Consolas" w:eastAsia="Consolas" w:hAnsi="Consolas" w:cs="Consolas"/>
-          <w:color w:val="808080"/>
-          <w:sz w:val="18"/>
-          <w:szCs w:val="18"/>
-        </w:rPr>
-        <w:tab/>
-        <w:t>- Leadership and delivery of scalable distributed features</w:t>
-      </w:r>
-      <w:r>
-        <w:rPr>
-          <w:rFonts w:ascii="Consolas" w:eastAsia="Consolas" w:hAnsi="Consolas" w:cs="Consolas"/>
-          <w:color w:val="808080"/>
-          <w:sz w:val="18"/>
-          <w:szCs w:val="18"/>
-        </w:rPr>
-        <w:t xml:space="preserve">, causing positive </w:t>
-      </w:r>
-      <w:r>
-        <w:rPr>
-          <w:rFonts w:ascii="Consolas" w:eastAsia="Consolas" w:hAnsi="Consolas" w:cs="Consolas"/>
-          <w:color w:val="808080"/>
-          <w:sz w:val="18"/>
-          <w:szCs w:val="18"/>
-        </w:rPr>
-        <w:t>impact on growth</w:t>
-      </w:r>
-      <w:r>
-        <w:rPr>
-          <w:rFonts w:ascii="Consolas" w:eastAsia="Consolas" w:hAnsi="Consolas" w:cs="Consolas"/>
-          <w:color w:val="808080"/>
-          <w:sz w:val="18"/>
-          <w:szCs w:val="18"/>
-        </w:rPr>
-        <w:t xml:space="preserve"> and revenue (proven via A/B tests and segmented analytics)</w:t>
-      </w:r>
-    </w:p>
-    <w:p>
-      <w:pPr>
-        <w:shd w:val="clear" w:color="auto" w:fill="FFFFFF"/>
-        <w:tabs>
-          <w:tab w:val="left" w:pos="916"/>
-          <w:tab w:val="left" w:pos="1620"/>
-          <w:tab w:val="left" w:pos="2748"/>
-          <w:tab w:val="left" w:pos="3664"/>
-          <w:tab w:val="left" w:pos="4580"/>
-          <w:tab w:val="left" w:pos="5496"/>
-          <w:tab w:val="left" w:pos="6412"/>
-          <w:tab w:val="left" w:pos="7328"/>
-          <w:tab w:val="left" w:pos="8244"/>
-          <w:tab w:val="left" w:pos="9160"/>
-          <w:tab w:val="left" w:pos="10076"/>
-          <w:tab w:val="left" w:pos="10992"/>
-          <w:tab w:val="left" w:pos="11908"/>
-          <w:tab w:val="left" w:pos="12824"/>
-          <w:tab w:val="left" w:pos="13740"/>
-          <w:tab w:val="left" w:pos="14656"/>
-        </w:tabs>
         <w:rPr>
           <w:rFonts w:ascii="Consolas" w:eastAsia="Consolas" w:hAnsi="Consolas" w:cs="Consolas"/>
           <w:color w:val="808080"/>
@@ -3308,6 +3182,35 @@
           <w:tab w:val="left" w:pos="13740"/>
           <w:tab w:val="left" w:pos="14656"/>
         </w:tabs>
+        <w:rPr>
+          <w:rFonts w:ascii="Consolas" w:eastAsia="Consolas" w:hAnsi="Consolas" w:cs="Consolas"/>
+          <w:color w:val="808080"/>
+          <w:sz w:val="13"/>
+          <w:szCs w:val="13"/>
+        </w:rPr>
+      </w:pPr>
+    </w:p>
+    <w:p>
+      <w:pPr>
+        <w:shd w:val="clear" w:color="auto" w:fill="FFFFFF"/>
+        <w:tabs>
+          <w:tab w:val="left" w:pos="916"/>
+          <w:tab w:val="left" w:pos="1620"/>
+          <w:tab w:val="left" w:pos="2748"/>
+          <w:tab w:val="left" w:pos="3664"/>
+          <w:tab w:val="left" w:pos="4580"/>
+          <w:tab w:val="left" w:pos="5496"/>
+          <w:tab w:val="left" w:pos="6412"/>
+          <w:tab w:val="left" w:pos="7328"/>
+          <w:tab w:val="left" w:pos="8244"/>
+          <w:tab w:val="left" w:pos="9160"/>
+          <w:tab w:val="left" w:pos="10076"/>
+          <w:tab w:val="left" w:pos="10992"/>
+          <w:tab w:val="left" w:pos="11908"/>
+          <w:tab w:val="left" w:pos="12824"/>
+          <w:tab w:val="left" w:pos="13740"/>
+          <w:tab w:val="left" w:pos="14656"/>
+        </w:tabs>
         <w:ind w:left="360"/>
         <w:rPr>
           <w:rFonts w:ascii="Consolas" w:eastAsia="Consolas" w:hAnsi="Consolas" w:cs="Consolas"/>
@@ -3395,6 +3298,35 @@
         <w:tab/>
         <w:t>- Built an all-in-one solution for Immigration / Asylum case management, HR, and billing</w:t>
       </w:r>
+    </w:p>
+    <w:p>
+      <w:pPr>
+        <w:shd w:val="clear" w:color="auto" w:fill="FFFFFF"/>
+        <w:tabs>
+          <w:tab w:val="left" w:pos="916"/>
+          <w:tab w:val="left" w:pos="1620"/>
+          <w:tab w:val="left" w:pos="2748"/>
+          <w:tab w:val="left" w:pos="3664"/>
+          <w:tab w:val="left" w:pos="4580"/>
+          <w:tab w:val="left" w:pos="5496"/>
+          <w:tab w:val="left" w:pos="6412"/>
+          <w:tab w:val="left" w:pos="7328"/>
+          <w:tab w:val="left" w:pos="8244"/>
+          <w:tab w:val="left" w:pos="9160"/>
+          <w:tab w:val="left" w:pos="10076"/>
+          <w:tab w:val="left" w:pos="10992"/>
+          <w:tab w:val="left" w:pos="11908"/>
+          <w:tab w:val="left" w:pos="12824"/>
+          <w:tab w:val="left" w:pos="13740"/>
+          <w:tab w:val="left" w:pos="14656"/>
+        </w:tabs>
+        <w:rPr>
+          <w:rFonts w:ascii="Consolas" w:eastAsia="Consolas" w:hAnsi="Consolas" w:cs="Consolas"/>
+          <w:color w:val="808080"/>
+          <w:sz w:val="13"/>
+          <w:szCs w:val="13"/>
+        </w:rPr>
+      </w:pPr>
     </w:p>
     <w:p>
       <w:pPr>
@@ -3611,6 +3543,35 @@
           <w:tab w:val="left" w:pos="13740"/>
           <w:tab w:val="left" w:pos="14656"/>
         </w:tabs>
+        <w:rPr>
+          <w:rFonts w:ascii="Consolas" w:eastAsia="Consolas" w:hAnsi="Consolas" w:cs="Consolas"/>
+          <w:color w:val="808080"/>
+          <w:sz w:val="13"/>
+          <w:szCs w:val="13"/>
+        </w:rPr>
+      </w:pPr>
+    </w:p>
+    <w:p>
+      <w:pPr>
+        <w:shd w:val="clear" w:color="auto" w:fill="FFFFFF"/>
+        <w:tabs>
+          <w:tab w:val="left" w:pos="916"/>
+          <w:tab w:val="left" w:pos="1620"/>
+          <w:tab w:val="left" w:pos="2748"/>
+          <w:tab w:val="left" w:pos="3664"/>
+          <w:tab w:val="left" w:pos="4580"/>
+          <w:tab w:val="left" w:pos="5496"/>
+          <w:tab w:val="left" w:pos="6412"/>
+          <w:tab w:val="left" w:pos="7328"/>
+          <w:tab w:val="left" w:pos="8244"/>
+          <w:tab w:val="left" w:pos="9160"/>
+          <w:tab w:val="left" w:pos="10076"/>
+          <w:tab w:val="left" w:pos="10992"/>
+          <w:tab w:val="left" w:pos="11908"/>
+          <w:tab w:val="left" w:pos="12824"/>
+          <w:tab w:val="left" w:pos="13740"/>
+          <w:tab w:val="left" w:pos="14656"/>
+        </w:tabs>
         <w:ind w:left="360"/>
         <w:rPr>
           <w:rFonts w:ascii="Consolas" w:eastAsia="Consolas" w:hAnsi="Consolas" w:cs="Consolas"/>
@@ -3766,6 +3727,35 @@
           <w:tab w:val="left" w:pos="13740"/>
           <w:tab w:val="left" w:pos="14656"/>
         </w:tabs>
+        <w:rPr>
+          <w:rFonts w:ascii="Consolas" w:eastAsia="Consolas" w:hAnsi="Consolas" w:cs="Consolas"/>
+          <w:color w:val="808080"/>
+          <w:sz w:val="13"/>
+          <w:szCs w:val="13"/>
+        </w:rPr>
+      </w:pPr>
+    </w:p>
+    <w:p>
+      <w:pPr>
+        <w:shd w:val="clear" w:color="auto" w:fill="FFFFFF"/>
+        <w:tabs>
+          <w:tab w:val="left" w:pos="916"/>
+          <w:tab w:val="left" w:pos="1620"/>
+          <w:tab w:val="left" w:pos="2748"/>
+          <w:tab w:val="left" w:pos="3664"/>
+          <w:tab w:val="left" w:pos="4580"/>
+          <w:tab w:val="left" w:pos="5496"/>
+          <w:tab w:val="left" w:pos="6412"/>
+          <w:tab w:val="left" w:pos="7328"/>
+          <w:tab w:val="left" w:pos="8244"/>
+          <w:tab w:val="left" w:pos="9160"/>
+          <w:tab w:val="left" w:pos="10076"/>
+          <w:tab w:val="left" w:pos="10992"/>
+          <w:tab w:val="left" w:pos="11908"/>
+          <w:tab w:val="left" w:pos="12824"/>
+          <w:tab w:val="left" w:pos="13740"/>
+          <w:tab w:val="left" w:pos="14656"/>
+        </w:tabs>
         <w:ind w:left="360"/>
         <w:rPr>
           <w:rFonts w:ascii="Consolas" w:eastAsia="Consolas" w:hAnsi="Consolas" w:cs="Consolas"/>
@@ -3875,8 +3865,95 @@
         <w:tab/>
         <w:t>- In-house design and development cross-platform JS framework (ES5/CSS3/HTML5)</w:t>
       </w:r>
+    </w:p>
+    <w:p>
+      <w:pPr>
+        <w:shd w:val="clear" w:color="auto" w:fill="FFFFFF"/>
+        <w:tabs>
+          <w:tab w:val="left" w:pos="916"/>
+          <w:tab w:val="left" w:pos="1620"/>
+          <w:tab w:val="left" w:pos="2748"/>
+          <w:tab w:val="left" w:pos="3664"/>
+          <w:tab w:val="left" w:pos="4580"/>
+          <w:tab w:val="left" w:pos="5496"/>
+          <w:tab w:val="left" w:pos="6412"/>
+          <w:tab w:val="left" w:pos="7328"/>
+          <w:tab w:val="left" w:pos="8244"/>
+          <w:tab w:val="left" w:pos="9160"/>
+          <w:tab w:val="left" w:pos="10076"/>
+          <w:tab w:val="left" w:pos="10992"/>
+          <w:tab w:val="left" w:pos="11908"/>
+          <w:tab w:val="left" w:pos="12824"/>
+          <w:tab w:val="left" w:pos="13740"/>
+          <w:tab w:val="left" w:pos="14656"/>
+        </w:tabs>
+        <w:rPr>
+          <w:rFonts w:ascii="Consolas" w:eastAsia="Consolas" w:hAnsi="Consolas" w:cs="Consolas"/>
+          <w:color w:val="808080"/>
+          <w:sz w:val="6"/>
+          <w:szCs w:val="6"/>
+        </w:rPr>
+      </w:pPr>
       <w:bookmarkStart w:id="0" w:name="_heading=h.30j0zll" w:colFirst="0" w:colLast="0"/>
       <w:bookmarkEnd w:id="0"/>
+    </w:p>
+    <w:p>
+      <w:pPr>
+        <w:shd w:val="clear" w:color="auto" w:fill="FFFFFF"/>
+        <w:tabs>
+          <w:tab w:val="left" w:pos="916"/>
+          <w:tab w:val="left" w:pos="1832"/>
+          <w:tab w:val="left" w:pos="2748"/>
+          <w:tab w:val="left" w:pos="3664"/>
+          <w:tab w:val="left" w:pos="4580"/>
+          <w:tab w:val="left" w:pos="5496"/>
+          <w:tab w:val="left" w:pos="6412"/>
+          <w:tab w:val="left" w:pos="7328"/>
+          <w:tab w:val="left" w:pos="8244"/>
+          <w:tab w:val="left" w:pos="9160"/>
+          <w:tab w:val="left" w:pos="10076"/>
+          <w:tab w:val="left" w:pos="10992"/>
+          <w:tab w:val="left" w:pos="11908"/>
+          <w:tab w:val="left" w:pos="12824"/>
+          <w:tab w:val="left" w:pos="13740"/>
+          <w:tab w:val="left" w:pos="14656"/>
+        </w:tabs>
+        <w:rPr>
+          <w:rFonts w:ascii="Consolas" w:eastAsia="Consolas" w:hAnsi="Consolas" w:cs="Consolas"/>
+          <w:color w:val="808080"/>
+          <w:sz w:val="6"/>
+          <w:szCs w:val="6"/>
+        </w:rPr>
+      </w:pPr>
+    </w:p>
+    <w:p>
+      <w:pPr>
+        <w:shd w:val="clear" w:color="auto" w:fill="FFFFFF"/>
+        <w:tabs>
+          <w:tab w:val="left" w:pos="916"/>
+          <w:tab w:val="left" w:pos="1832"/>
+          <w:tab w:val="left" w:pos="2748"/>
+          <w:tab w:val="left" w:pos="3664"/>
+          <w:tab w:val="left" w:pos="4580"/>
+          <w:tab w:val="left" w:pos="5496"/>
+          <w:tab w:val="left" w:pos="6412"/>
+          <w:tab w:val="left" w:pos="7328"/>
+          <w:tab w:val="left" w:pos="8244"/>
+          <w:tab w:val="left" w:pos="9160"/>
+          <w:tab w:val="left" w:pos="10076"/>
+          <w:tab w:val="left" w:pos="10992"/>
+          <w:tab w:val="left" w:pos="11908"/>
+          <w:tab w:val="left" w:pos="12824"/>
+          <w:tab w:val="left" w:pos="13740"/>
+          <w:tab w:val="left" w:pos="14656"/>
+        </w:tabs>
+        <w:rPr>
+          <w:rFonts w:ascii="Consolas" w:eastAsia="Consolas" w:hAnsi="Consolas" w:cs="Consolas"/>
+          <w:color w:val="808080"/>
+          <w:sz w:val="6"/>
+          <w:szCs w:val="6"/>
+        </w:rPr>
+      </w:pPr>
     </w:p>
     <w:p>
       <w:pPr>
@@ -4406,7 +4483,7 @@
                 <w:sz w:val="18"/>
                 <w:szCs w:val="18"/>
               </w:rPr>
-              <w:t>- TypeScript</w:t>
+              <w:t xml:space="preserve">- </w:t>
             </w:r>
             <w:r>
               <w:rPr>
@@ -4415,7 +4492,7 @@
                 <w:sz w:val="18"/>
                 <w:szCs w:val="18"/>
               </w:rPr>
-              <w:t xml:space="preserve"> / JavaScript</w:t>
+              <w:t>JavaScript</w:t>
             </w:r>
           </w:p>
           <w:p>
@@ -4453,7 +4530,7 @@
                 <w:sz w:val="18"/>
                 <w:szCs w:val="18"/>
               </w:rPr>
-              <w:t>- CSS3 / HTML5</w:t>
+              <w:t>- TypeScript</w:t>
             </w:r>
           </w:p>
           <w:p>
@@ -4491,7 +4568,7 @@
                 <w:sz w:val="18"/>
                 <w:szCs w:val="18"/>
               </w:rPr>
-              <w:t>- C#</w:t>
+              <w:t>- HTML</w:t>
             </w:r>
             <w:r>
               <w:rPr>
@@ -4500,7 +4577,16 @@
                 <w:sz w:val="18"/>
                 <w:szCs w:val="18"/>
               </w:rPr>
-              <w:t xml:space="preserve"> / .NET</w:t>
+              <w:t xml:space="preserve"> </w:t>
+            </w:r>
+            <w:r>
+              <w:rPr>
+                <w:rFonts w:ascii="Consolas" w:eastAsia="Consolas" w:hAnsi="Consolas" w:cs="Consolas"/>
+                <w:color w:val="808080"/>
+                <w:sz w:val="18"/>
+                <w:szCs w:val="18"/>
+              </w:rPr>
+              <w:t>5</w:t>
             </w:r>
           </w:p>
           <w:p>
@@ -4538,7 +4624,7 @@
                 <w:sz w:val="18"/>
                 <w:szCs w:val="18"/>
               </w:rPr>
-              <w:t>- Phoenix / Elixir</w:t>
+              <w:t>- CSS 3</w:t>
             </w:r>
           </w:p>
           <w:p>
@@ -4576,7 +4662,148 @@
                 <w:sz w:val="18"/>
                 <w:szCs w:val="18"/>
               </w:rPr>
-              <w:t xml:space="preserve">- Ruby on Rails </w:t>
+              <w:t>- C#</w:t>
+            </w:r>
+          </w:p>
+          <w:p>
+            <w:pPr>
+              <w:tabs>
+                <w:tab w:val="left" w:pos="916"/>
+                <w:tab w:val="left" w:pos="1832"/>
+                <w:tab w:val="left" w:pos="2748"/>
+                <w:tab w:val="left" w:pos="3664"/>
+                <w:tab w:val="left" w:pos="4580"/>
+                <w:tab w:val="left" w:pos="5496"/>
+                <w:tab w:val="left" w:pos="6412"/>
+                <w:tab w:val="left" w:pos="7328"/>
+                <w:tab w:val="left" w:pos="8244"/>
+                <w:tab w:val="left" w:pos="9160"/>
+                <w:tab w:val="left" w:pos="10076"/>
+                <w:tab w:val="left" w:pos="10992"/>
+                <w:tab w:val="left" w:pos="11908"/>
+                <w:tab w:val="left" w:pos="12824"/>
+                <w:tab w:val="left" w:pos="13740"/>
+                <w:tab w:val="left" w:pos="14656"/>
+              </w:tabs>
+              <w:ind w:firstLine="80"/>
+              <w:rPr>
+                <w:rFonts w:ascii="Consolas" w:eastAsia="Consolas" w:hAnsi="Consolas" w:cs="Consolas"/>
+                <w:color w:val="808080"/>
+                <w:sz w:val="18"/>
+                <w:szCs w:val="18"/>
+              </w:rPr>
+            </w:pPr>
+            <w:r>
+              <w:rPr>
+                <w:rFonts w:ascii="Consolas" w:eastAsia="Consolas" w:hAnsi="Consolas" w:cs="Consolas"/>
+                <w:color w:val="808080"/>
+                <w:sz w:val="18"/>
+                <w:szCs w:val="18"/>
+              </w:rPr>
+              <w:t xml:space="preserve">- </w:t>
+            </w:r>
+            <w:r>
+              <w:rPr>
+                <w:rFonts w:ascii="Consolas" w:eastAsia="Consolas" w:hAnsi="Consolas" w:cs="Consolas"/>
+                <w:color w:val="808080"/>
+                <w:sz w:val="18"/>
+                <w:szCs w:val="18"/>
+              </w:rPr>
+              <w:t>.NET</w:t>
+            </w:r>
+          </w:p>
+          <w:p>
+            <w:pPr>
+              <w:tabs>
+                <w:tab w:val="left" w:pos="916"/>
+                <w:tab w:val="left" w:pos="1832"/>
+                <w:tab w:val="left" w:pos="2748"/>
+                <w:tab w:val="left" w:pos="3664"/>
+                <w:tab w:val="left" w:pos="4580"/>
+                <w:tab w:val="left" w:pos="5496"/>
+                <w:tab w:val="left" w:pos="6412"/>
+                <w:tab w:val="left" w:pos="7328"/>
+                <w:tab w:val="left" w:pos="8244"/>
+                <w:tab w:val="left" w:pos="9160"/>
+                <w:tab w:val="left" w:pos="10076"/>
+                <w:tab w:val="left" w:pos="10992"/>
+                <w:tab w:val="left" w:pos="11908"/>
+                <w:tab w:val="left" w:pos="12824"/>
+                <w:tab w:val="left" w:pos="13740"/>
+                <w:tab w:val="left" w:pos="14656"/>
+              </w:tabs>
+              <w:ind w:firstLine="80"/>
+              <w:rPr>
+                <w:rFonts w:ascii="Consolas" w:eastAsia="Consolas" w:hAnsi="Consolas" w:cs="Consolas"/>
+                <w:color w:val="808080"/>
+                <w:sz w:val="18"/>
+                <w:szCs w:val="18"/>
+              </w:rPr>
+            </w:pPr>
+            <w:r>
+              <w:rPr>
+                <w:rFonts w:ascii="Consolas" w:eastAsia="Consolas" w:hAnsi="Consolas" w:cs="Consolas"/>
+                <w:color w:val="808080"/>
+                <w:sz w:val="18"/>
+                <w:szCs w:val="18"/>
+              </w:rPr>
+              <w:t xml:space="preserve">- Phoenix </w:t>
+            </w:r>
+            <w:r>
+              <w:rPr>
+                <w:rFonts w:ascii="Consolas" w:eastAsia="Consolas" w:hAnsi="Consolas" w:cs="Consolas"/>
+                <w:color w:val="808080"/>
+                <w:sz w:val="18"/>
+                <w:szCs w:val="18"/>
+              </w:rPr>
+              <w:t>&amp;</w:t>
+            </w:r>
+            <w:r>
+              <w:rPr>
+                <w:rFonts w:ascii="Consolas" w:eastAsia="Consolas" w:hAnsi="Consolas" w:cs="Consolas"/>
+                <w:color w:val="808080"/>
+                <w:sz w:val="18"/>
+                <w:szCs w:val="18"/>
+              </w:rPr>
+              <w:t xml:space="preserve"> Elixir</w:t>
+            </w:r>
+          </w:p>
+          <w:p>
+            <w:pPr>
+              <w:tabs>
+                <w:tab w:val="left" w:pos="916"/>
+                <w:tab w:val="left" w:pos="1832"/>
+                <w:tab w:val="left" w:pos="2748"/>
+                <w:tab w:val="left" w:pos="3664"/>
+                <w:tab w:val="left" w:pos="4580"/>
+                <w:tab w:val="left" w:pos="5496"/>
+                <w:tab w:val="left" w:pos="6412"/>
+                <w:tab w:val="left" w:pos="7328"/>
+                <w:tab w:val="left" w:pos="8244"/>
+                <w:tab w:val="left" w:pos="9160"/>
+                <w:tab w:val="left" w:pos="10076"/>
+                <w:tab w:val="left" w:pos="10992"/>
+                <w:tab w:val="left" w:pos="11908"/>
+                <w:tab w:val="left" w:pos="12824"/>
+                <w:tab w:val="left" w:pos="13740"/>
+                <w:tab w:val="left" w:pos="14656"/>
+              </w:tabs>
+              <w:ind w:firstLine="80"/>
+              <w:rPr>
+                <w:rFonts w:ascii="Consolas" w:eastAsia="Consolas" w:hAnsi="Consolas" w:cs="Consolas"/>
+                <w:color w:val="808080"/>
+                <w:sz w:val="18"/>
+                <w:szCs w:val="18"/>
+              </w:rPr>
+            </w:pPr>
+            <w:r>
+              <w:rPr>
+                <w:rFonts w:ascii="Consolas" w:eastAsia="Consolas" w:hAnsi="Consolas" w:cs="Consolas"/>
+                <w:color w:val="808080"/>
+                <w:sz w:val="18"/>
+                <w:szCs w:val="18"/>
+              </w:rPr>
+              <w:t>- Ruby on Rails</w:t>
             </w:r>
           </w:p>
           <w:p>
@@ -4878,7 +5105,7 @@
                 <w:sz w:val="18"/>
                 <w:szCs w:val="18"/>
               </w:rPr>
-              <w:t xml:space="preserve">- </w:t>
+              <w:t>- Reac</w:t>
             </w:r>
             <w:r>
               <w:rPr>
@@ -4887,19 +5114,8 @@
                 <w:sz w:val="18"/>
                 <w:szCs w:val="18"/>
               </w:rPr>
-              <w:t xml:space="preserve">React / </w:t>
+              <w:t>t JS</w:t>
             </w:r>
-            <w:proofErr w:type="spellStart"/>
-            <w:r>
-              <w:rPr>
-                <w:rFonts w:ascii="Consolas" w:eastAsia="Consolas" w:hAnsi="Consolas" w:cs="Consolas"/>
-                <w:color w:val="808080"/>
-                <w:sz w:val="18"/>
-                <w:szCs w:val="18"/>
-              </w:rPr>
-              <w:t>NextJS</w:t>
-            </w:r>
-            <w:proofErr w:type="spellEnd"/>
           </w:p>
           <w:p>
             <w:pPr>
@@ -4936,39 +5152,8 @@
                 <w:sz w:val="18"/>
                 <w:szCs w:val="18"/>
               </w:rPr>
-              <w:t xml:space="preserve">- </w:t>
+              <w:t>- Next.JS</w:t>
             </w:r>
-            <w:proofErr w:type="spellStart"/>
-            <w:r>
-              <w:rPr>
-                <w:rFonts w:ascii="Consolas" w:eastAsia="Consolas" w:hAnsi="Consolas" w:cs="Consolas"/>
-                <w:color w:val="808080"/>
-                <w:sz w:val="18"/>
-                <w:szCs w:val="18"/>
-              </w:rPr>
-              <w:t>Vue</w:t>
-            </w:r>
-            <w:proofErr w:type="spellEnd"/>
-            <w:r>
-              <w:rPr>
-                <w:rFonts w:ascii="Consolas" w:eastAsia="Consolas" w:hAnsi="Consolas" w:cs="Consolas"/>
-                <w:color w:val="808080"/>
-                <w:sz w:val="18"/>
-                <w:szCs w:val="18"/>
-              </w:rPr>
-              <w:t xml:space="preserve"> / </w:t>
-            </w:r>
-            <w:proofErr w:type="spellStart"/>
-            <w:r>
-              <w:rPr>
-                <w:rFonts w:ascii="Consolas" w:eastAsia="Consolas" w:hAnsi="Consolas" w:cs="Consolas"/>
-                <w:color w:val="808080"/>
-                <w:sz w:val="18"/>
-                <w:szCs w:val="18"/>
-              </w:rPr>
-              <w:t>NuxtJS</w:t>
-            </w:r>
-            <w:proofErr w:type="spellEnd"/>
           </w:p>
           <w:p>
             <w:pPr>
@@ -5005,7 +5190,121 @@
                 <w:sz w:val="18"/>
                 <w:szCs w:val="18"/>
               </w:rPr>
+              <w:t>- Node JS</w:t>
+            </w:r>
+          </w:p>
+          <w:p>
+            <w:pPr>
+              <w:tabs>
+                <w:tab w:val="left" w:pos="916"/>
+                <w:tab w:val="left" w:pos="1832"/>
+                <w:tab w:val="left" w:pos="2748"/>
+                <w:tab w:val="left" w:pos="3664"/>
+                <w:tab w:val="left" w:pos="4580"/>
+                <w:tab w:val="left" w:pos="5496"/>
+                <w:tab w:val="left" w:pos="6412"/>
+                <w:tab w:val="left" w:pos="7328"/>
+                <w:tab w:val="left" w:pos="8244"/>
+                <w:tab w:val="left" w:pos="9160"/>
+                <w:tab w:val="left" w:pos="10076"/>
+                <w:tab w:val="left" w:pos="10992"/>
+                <w:tab w:val="left" w:pos="11908"/>
+                <w:tab w:val="left" w:pos="12824"/>
+                <w:tab w:val="left" w:pos="13740"/>
+                <w:tab w:val="left" w:pos="14656"/>
+              </w:tabs>
+              <w:ind w:firstLine="77"/>
+              <w:rPr>
+                <w:rFonts w:ascii="Consolas" w:eastAsia="Consolas" w:hAnsi="Consolas" w:cs="Consolas"/>
+                <w:color w:val="808080"/>
+                <w:sz w:val="18"/>
+                <w:szCs w:val="18"/>
+              </w:rPr>
+            </w:pPr>
+            <w:r>
+              <w:rPr>
+                <w:rFonts w:ascii="Consolas" w:eastAsia="Consolas" w:hAnsi="Consolas" w:cs="Consolas"/>
+                <w:color w:val="808080"/>
+                <w:sz w:val="18"/>
+                <w:szCs w:val="18"/>
+              </w:rPr>
+              <w:t>- Tailwind CSS</w:t>
+            </w:r>
+          </w:p>
+          <w:p>
+            <w:pPr>
+              <w:tabs>
+                <w:tab w:val="left" w:pos="916"/>
+                <w:tab w:val="left" w:pos="1832"/>
+                <w:tab w:val="left" w:pos="2748"/>
+                <w:tab w:val="left" w:pos="3664"/>
+                <w:tab w:val="left" w:pos="4580"/>
+                <w:tab w:val="left" w:pos="5496"/>
+                <w:tab w:val="left" w:pos="6412"/>
+                <w:tab w:val="left" w:pos="7328"/>
+                <w:tab w:val="left" w:pos="8244"/>
+                <w:tab w:val="left" w:pos="9160"/>
+                <w:tab w:val="left" w:pos="10076"/>
+                <w:tab w:val="left" w:pos="10992"/>
+                <w:tab w:val="left" w:pos="11908"/>
+                <w:tab w:val="left" w:pos="12824"/>
+                <w:tab w:val="left" w:pos="13740"/>
+                <w:tab w:val="left" w:pos="14656"/>
+              </w:tabs>
+              <w:ind w:firstLine="77"/>
+              <w:rPr>
+                <w:rFonts w:ascii="Consolas" w:eastAsia="Consolas" w:hAnsi="Consolas" w:cs="Consolas"/>
+                <w:color w:val="808080"/>
+                <w:sz w:val="18"/>
+                <w:szCs w:val="18"/>
+              </w:rPr>
+            </w:pPr>
+            <w:r>
+              <w:rPr>
+                <w:rFonts w:ascii="Consolas" w:eastAsia="Consolas" w:hAnsi="Consolas" w:cs="Consolas"/>
+                <w:color w:val="808080"/>
+                <w:sz w:val="18"/>
+                <w:szCs w:val="18"/>
+              </w:rPr>
               <w:t>- jQuery</w:t>
+            </w:r>
+          </w:p>
+          <w:p>
+            <w:pPr>
+              <w:tabs>
+                <w:tab w:val="left" w:pos="916"/>
+                <w:tab w:val="left" w:pos="1832"/>
+                <w:tab w:val="left" w:pos="2748"/>
+                <w:tab w:val="left" w:pos="3664"/>
+                <w:tab w:val="left" w:pos="4580"/>
+                <w:tab w:val="left" w:pos="5496"/>
+                <w:tab w:val="left" w:pos="6412"/>
+                <w:tab w:val="left" w:pos="7328"/>
+                <w:tab w:val="left" w:pos="8244"/>
+                <w:tab w:val="left" w:pos="9160"/>
+                <w:tab w:val="left" w:pos="10076"/>
+                <w:tab w:val="left" w:pos="10992"/>
+                <w:tab w:val="left" w:pos="11908"/>
+                <w:tab w:val="left" w:pos="12824"/>
+                <w:tab w:val="left" w:pos="13740"/>
+                <w:tab w:val="left" w:pos="14656"/>
+              </w:tabs>
+              <w:ind w:firstLine="77"/>
+              <w:rPr>
+                <w:rFonts w:ascii="Consolas" w:eastAsia="Consolas" w:hAnsi="Consolas" w:cs="Consolas"/>
+                <w:color w:val="808080"/>
+                <w:sz w:val="18"/>
+                <w:szCs w:val="18"/>
+              </w:rPr>
+            </w:pPr>
+            <w:r>
+              <w:rPr>
+                <w:rFonts w:ascii="Consolas" w:eastAsia="Consolas" w:hAnsi="Consolas" w:cs="Consolas"/>
+                <w:color w:val="808080"/>
+                <w:sz w:val="18"/>
+                <w:szCs w:val="18"/>
+              </w:rPr>
+              <w:t>- WordPress</w:t>
             </w:r>
           </w:p>
           <w:p>
@@ -5447,27 +5746,7 @@
                 <w:sz w:val="18"/>
                 <w:szCs w:val="18"/>
               </w:rPr>
-              <w:t>- Embedded Systems (Arduino/</w:t>
-            </w:r>
-            <w:proofErr w:type="spellStart"/>
-            <w:r>
-              <w:rPr>
-                <w:rFonts w:ascii="Consolas" w:eastAsia="Consolas" w:hAnsi="Consolas" w:cs="Consolas"/>
-                <w:color w:val="808080"/>
-                <w:sz w:val="18"/>
-                <w:szCs w:val="18"/>
-              </w:rPr>
-              <w:t>RPi</w:t>
-            </w:r>
-            <w:proofErr w:type="spellEnd"/>
-            <w:r>
-              <w:rPr>
-                <w:rFonts w:ascii="Consolas" w:eastAsia="Consolas" w:hAnsi="Consolas" w:cs="Consolas"/>
-                <w:color w:val="808080"/>
-                <w:sz w:val="18"/>
-                <w:szCs w:val="18"/>
-              </w:rPr>
-              <w:t>)</w:t>
+              <w:t>- Embedded Systems (Arduino/RPi)</w:t>
             </w:r>
           </w:p>
           <w:p>
@@ -5584,55 +5863,6 @@
               <w:t>- Graphic design, photography</w:t>
             </w:r>
           </w:p>
-          <w:p>
-            <w:pPr>
-              <w:tabs>
-                <w:tab w:val="left" w:pos="916"/>
-                <w:tab w:val="left" w:pos="1832"/>
-                <w:tab w:val="left" w:pos="2748"/>
-                <w:tab w:val="left" w:pos="3664"/>
-                <w:tab w:val="left" w:pos="4580"/>
-                <w:tab w:val="left" w:pos="5496"/>
-                <w:tab w:val="left" w:pos="6412"/>
-                <w:tab w:val="left" w:pos="7328"/>
-                <w:tab w:val="left" w:pos="8244"/>
-                <w:tab w:val="left" w:pos="9160"/>
-                <w:tab w:val="left" w:pos="10076"/>
-                <w:tab w:val="left" w:pos="10992"/>
-                <w:tab w:val="left" w:pos="11908"/>
-                <w:tab w:val="left" w:pos="12824"/>
-                <w:tab w:val="left" w:pos="13740"/>
-                <w:tab w:val="left" w:pos="14656"/>
-              </w:tabs>
-              <w:ind w:firstLine="77"/>
-              <w:rPr>
-                <w:rFonts w:ascii="Consolas" w:eastAsia="Consolas" w:hAnsi="Consolas" w:cs="Consolas"/>
-                <w:color w:val="808080"/>
-                <w:sz w:val="18"/>
-                <w:szCs w:val="18"/>
-              </w:rPr>
-            </w:pPr>
-            <w:r>
-              <w:rPr>
-                <w:rFonts w:ascii="Consolas" w:eastAsia="Consolas" w:hAnsi="Consolas" w:cs="Consolas"/>
-                <w:color w:val="808080"/>
-                <w:sz w:val="18"/>
-                <w:szCs w:val="18"/>
-              </w:rPr>
-              <w:t xml:space="preserve">- WordPress Pro </w:t>
-            </w:r>
-            <w:bookmarkStart w:id="1" w:name="_GoBack"/>
-            <w:bookmarkEnd w:id="1"/>
-            <w:r>
-              <w:rPr>
-                <w:rFonts w:ascii="Consolas" w:eastAsia="Consolas" w:hAnsi="Consolas" w:cs="Consolas"/>
-                <w:color w:val="808080"/>
-                <w:sz w:val="18"/>
-                <w:szCs w:val="18"/>
-              </w:rPr>
-              <w:t>Management</w:t>
-            </w:r>
-          </w:p>
         </w:tc>
       </w:tr>
     </w:tbl>
@@ -5782,16 +6012,15 @@
         <w:tab/>
         <w:t xml:space="preserve">* Online Portfolio - </w:t>
       </w:r>
-      <w:hyperlink r:id="rId6">
+      <w:hyperlink r:id="rId6" w:history="1">
         <w:r>
           <w:rPr>
+            <w:rStyle w:val="Hyperlink"/>
             <w:rFonts w:ascii="Consolas" w:eastAsia="Consolas" w:hAnsi="Consolas" w:cs="Consolas"/>
-            <w:color w:val="1155CC"/>
             <w:sz w:val="18"/>
             <w:szCs w:val="18"/>
-            <w:u w:val="single"/>
           </w:rPr>
-          <w:t>https://www.jezzlucena.com</w:t>
+          <w:t>https://jezzlucena.com</w:t>
         </w:r>
       </w:hyperlink>
     </w:p>
@@ -5833,16 +6062,25 @@
           <w:szCs w:val="18"/>
         </w:rPr>
         <w:tab/>
-        <w:t>* LinkedIn -</w:t>
-      </w:r>
-      <w:r>
-        <w:rPr>
-          <w:rFonts w:ascii="Consolas" w:eastAsia="Consolas" w:hAnsi="Consolas" w:cs="Consolas"/>
-          <w:color w:val="808080"/>
-          <w:sz w:val="18"/>
-          <w:szCs w:val="18"/>
-        </w:rPr>
-        <w:t xml:space="preserve"> </w:t>
+        <w:t xml:space="preserve">* </w:t>
+      </w:r>
+      <w:r>
+        <w:rPr>
+          <w:rFonts w:ascii="Consolas" w:eastAsia="Consolas" w:hAnsi="Consolas" w:cs="Consolas"/>
+          <w:color w:val="808080"/>
+          <w:sz w:val="18"/>
+          <w:szCs w:val="18"/>
+        </w:rPr>
+        <w:t>GitHub</w:t>
+      </w:r>
+      <w:r>
+        <w:rPr>
+          <w:rFonts w:ascii="Consolas" w:eastAsia="Consolas" w:hAnsi="Consolas" w:cs="Consolas"/>
+          <w:color w:val="808080"/>
+          <w:sz w:val="18"/>
+          <w:szCs w:val="18"/>
+        </w:rPr>
+        <w:t xml:space="preserve"> - </w:t>
       </w:r>
       <w:hyperlink r:id="rId7" w:history="1">
         <w:r>
@@ -5852,7 +6090,86 @@
             <w:sz w:val="18"/>
             <w:szCs w:val="18"/>
           </w:rPr>
-          <w:t>https://www.linkedin.com/in/jezzlucena</w:t>
+          <w:t>https://</w:t>
+        </w:r>
+        <w:r>
+          <w:rPr>
+            <w:rStyle w:val="Hyperlink"/>
+            <w:rFonts w:ascii="Consolas" w:eastAsia="Consolas" w:hAnsi="Consolas" w:cs="Consolas"/>
+            <w:sz w:val="18"/>
+            <w:szCs w:val="18"/>
+          </w:rPr>
+          <w:t>github</w:t>
+        </w:r>
+        <w:r>
+          <w:rPr>
+            <w:rStyle w:val="Hyperlink"/>
+            <w:rFonts w:ascii="Consolas" w:eastAsia="Consolas" w:hAnsi="Consolas" w:cs="Consolas"/>
+            <w:sz w:val="18"/>
+            <w:szCs w:val="18"/>
+          </w:rPr>
+          <w:t>.com/jezzlucena</w:t>
+        </w:r>
+      </w:hyperlink>
+    </w:p>
+    <w:p>
+      <w:pPr>
+        <w:shd w:val="clear" w:color="auto" w:fill="FFFFFF"/>
+        <w:tabs>
+          <w:tab w:val="left" w:pos="916"/>
+          <w:tab w:val="left" w:pos="1832"/>
+          <w:tab w:val="left" w:pos="2748"/>
+          <w:tab w:val="left" w:pos="3664"/>
+          <w:tab w:val="left" w:pos="4580"/>
+          <w:tab w:val="left" w:pos="5496"/>
+          <w:tab w:val="left" w:pos="6412"/>
+          <w:tab w:val="left" w:pos="7328"/>
+          <w:tab w:val="left" w:pos="8244"/>
+          <w:tab w:val="left" w:pos="9160"/>
+          <w:tab w:val="left" w:pos="10076"/>
+          <w:tab w:val="left" w:pos="10992"/>
+          <w:tab w:val="left" w:pos="11908"/>
+          <w:tab w:val="left" w:pos="12824"/>
+          <w:tab w:val="left" w:pos="13740"/>
+          <w:tab w:val="left" w:pos="14656"/>
+        </w:tabs>
+        <w:ind w:left="-8"/>
+        <w:rPr>
+          <w:rFonts w:ascii="Consolas" w:eastAsia="Consolas" w:hAnsi="Consolas" w:cs="Consolas"/>
+          <w:color w:val="0563C1"/>
+          <w:sz w:val="18"/>
+          <w:szCs w:val="18"/>
+          <w:u w:val="single"/>
+        </w:rPr>
+      </w:pPr>
+      <w:r>
+        <w:rPr>
+          <w:rFonts w:ascii="Consolas" w:eastAsia="Consolas" w:hAnsi="Consolas" w:cs="Consolas"/>
+          <w:color w:val="808080"/>
+          <w:sz w:val="18"/>
+          <w:szCs w:val="18"/>
+        </w:rPr>
+        <w:tab/>
+        <w:t>* LinkedIn -</w:t>
+      </w:r>
+      <w:r>
+        <w:rPr>
+          <w:rFonts w:ascii="Consolas" w:eastAsia="Consolas" w:hAnsi="Consolas" w:cs="Consolas"/>
+          <w:color w:val="808080"/>
+          <w:sz w:val="18"/>
+          <w:szCs w:val="18"/>
+        </w:rPr>
+        <w:t xml:space="preserve"> </w:t>
+      </w:r>
+      <w:hyperlink r:id="rId8" w:history="1">
+        <w:r>
+          <w:rPr>
+            <w:rStyle w:val="Hyperlink"/>
+            <w:rFonts w:ascii="Consolas" w:eastAsia="Consolas" w:hAnsi="Consolas" w:cs="Consolas"/>
+            <w:sz w:val="18"/>
+            <w:szCs w:val="18"/>
+          </w:rPr>
+          <w:t>https://linkedin.com/in/jezzlucena</w:t>
         </w:r>
       </w:hyperlink>
     </w:p>
@@ -5898,7 +6215,7 @@
 </file>
 
 <file path=word/styles.xml><?xml version="1.0" encoding="utf-8"?>
-<w:styles xmlns:mc="http://schemas.openxmlformats.org/markup-compatibility/2006" xmlns:r="http://schemas.openxmlformats.org/officeDocument/2006/relationships" xmlns:w="http://schemas.openxmlformats.org/wordprocessingml/2006/main" xmlns:w14="http://schemas.microsoft.com/office/word/2010/wordml" xmlns:w15="http://schemas.microsoft.com/office/word/2012/wordml" xmlns:w16cid="http://schemas.microsoft.com/office/word/2016/wordml/cid" xmlns:w16se="http://schemas.microsoft.com/office/word/2015/wordml/symex" mc:Ignorable="w14 w15 w16se w16cid">
+<w:styles xmlns:mc="http://schemas.openxmlformats.org/markup-compatibility/2006" xmlns:r="http://schemas.openxmlformats.org/officeDocument/2006/relationships" xmlns:w="http://schemas.openxmlformats.org/wordprocessingml/2006/main" xmlns:w14="http://schemas.microsoft.com/office/word/2010/wordml" xmlns:w15="http://schemas.microsoft.com/office/word/2012/wordml" xmlns:w16cex="http://schemas.microsoft.com/office/word/2018/wordml/cex" xmlns:w16cid="http://schemas.microsoft.com/office/word/2016/wordml/cid" xmlns:w16="http://schemas.microsoft.com/office/word/2018/wordml" xmlns:w16sdtdh="http://schemas.microsoft.com/office/word/2020/wordml/sdtdatahash" xmlns:w16se="http://schemas.microsoft.com/office/word/2015/wordml/symex" mc:Ignorable="w14 w15 w16se w16cid w16 w16cex w16sdtdh">
   <w:docDefaults>
     <w:rPrDefault>
       <w:rPr>
@@ -5910,7 +6227,7 @@
     </w:rPrDefault>
     <w:pPrDefault/>
   </w:docDefaults>
-  <w:latentStyles w:defLockedState="0" w:defUIPriority="99" w:defSemiHidden="0" w:defUnhideWhenUsed="0" w:defQFormat="0" w:count="375">
+  <w:latentStyles w:defLockedState="0" w:defUIPriority="99" w:defSemiHidden="0" w:defUnhideWhenUsed="0" w:defQFormat="0" w:count="376">
     <w:lsdException w:name="Normal" w:uiPriority="0" w:qFormat="1"/>
     <w:lsdException w:name="heading 1" w:uiPriority="9" w:qFormat="1"/>
     <w:lsdException w:name="heading 2" w:semiHidden="1" w:uiPriority="9" w:unhideWhenUsed="1" w:qFormat="1"/>
@@ -6286,6 +6603,7 @@
     <w:lsdException w:name="Smart Hyperlink" w:semiHidden="1" w:unhideWhenUsed="1"/>
     <w:lsdException w:name="Hashtag" w:semiHidden="1" w:unhideWhenUsed="1"/>
     <w:lsdException w:name="Unresolved Mention" w:semiHidden="1" w:unhideWhenUsed="1"/>
+    <w:lsdException w:name="Smart Link" w:semiHidden="1" w:unhideWhenUsed="1"/>
   </w:latentStyles>
   <w:style w:type="paragraph" w:default="1" w:styleId="Normal">
     <w:name w:val="Normal"/>
